--- a/docs/TalentDZ_Synthese.docx
+++ b/docs/TalentDZ_Synthese.docx
@@ -362,28 +362,37 @@
     </w:p>
     <w:p>
       <w:pPr>
+        <w:tabs>
+          <w:tab w:val="left" w:pos="4970"/>
+        </w:tabs>
         <w:rPr>
           <w:sz w:val="32"/>
           <w:szCs w:val="32"/>
-          <w:lang w:val="en-US"/>
         </w:rPr>
       </w:pPr>
-    </w:p>
-    <w:p>
-      <w:pPr>
+      <w:r>
+        <w:rPr>
+          <w:b/>
+          <w:bCs/>
+          <w:sz w:val="32"/>
+          <w:szCs w:val="32"/>
+          <w:u w:val="single"/>
+        </w:rPr>
+        <w:t>Group :</w:t>
+      </w:r>
+      <w:r>
         <w:rPr>
           <w:sz w:val="32"/>
           <w:szCs w:val="32"/>
-          <w:lang w:val="en-US"/>
         </w:rPr>
-      </w:pPr>
+        <w:t xml:space="preserve"> 2CP3</w:t>
+      </w:r>
     </w:p>
     <w:p>
       <w:pPr>
         <w:rPr>
           <w:sz w:val="32"/>
           <w:szCs w:val="32"/>
-          <w:lang w:val="en-US"/>
         </w:rPr>
       </w:pPr>
     </w:p>
@@ -392,7 +401,6 @@
         <w:rPr>
           <w:sz w:val="32"/>
           <w:szCs w:val="32"/>
-          <w:lang w:val="en-US"/>
         </w:rPr>
       </w:pPr>
     </w:p>
@@ -401,33 +409,11 @@
         <w:rPr>
           <w:sz w:val="32"/>
           <w:szCs w:val="32"/>
-          <w:lang w:val="en-US"/>
         </w:rPr>
       </w:pPr>
     </w:p>
-    <w:p>
-      <w:pPr>
-        <w:rPr>
-          <w:sz w:val="32"/>
-          <w:szCs w:val="32"/>
-          <w:lang w:val="en-US"/>
-        </w:rPr>
-      </w:pPr>
-    </w:p>
-    <w:p>
-      <w:pPr>
-        <w:rPr>
-          <w:lang w:val="en-US"/>
-        </w:rPr>
-      </w:pPr>
-    </w:p>
-    <w:p>
-      <w:pPr>
-        <w:rPr>
-          <w:lang w:val="en-US"/>
-        </w:rPr>
-      </w:pPr>
-    </w:p>
+    <w:p/>
+    <w:p/>
     <w:p>
       <w:pPr>
         <w:pStyle w:val="Paragraphedeliste"/>
@@ -459,9 +445,6 @@
     </w:p>
     <w:p>
       <w:pPr>
-        <w:rPr>
-          <w:lang w:val="en-US"/>
-        </w:rPr>
         <w:sectPr>
           <w:pgSz w:w="11906" w:h="16838"/>
           <w:pgMar w:top="1440" w:right="1440" w:bottom="1440" w:left="1440" w:header="708" w:footer="708" w:gutter="0"/>
@@ -810,12 +793,6 @@
         <w:gridCol w:w="5872"/>
       </w:tblGrid>
       <w:tr>
-        <w:tblPrEx>
-          <w:tblCellMar>
-            <w:top w:w="0" w:type="dxa"/>
-            <w:bottom w:w="0" w:type="dxa"/>
-          </w:tblCellMar>
-        </w:tblPrEx>
         <w:tc>
           <w:tcPr>
             <w:tcW w:w="3200" w:type="dxa"/>
@@ -870,12 +847,6 @@
         </w:tc>
       </w:tr>
       <w:tr>
-        <w:tblPrEx>
-          <w:tblCellMar>
-            <w:top w:w="0" w:type="dxa"/>
-            <w:bottom w:w="0" w:type="dxa"/>
-          </w:tblCellMar>
-        </w:tblPrEx>
         <w:tc>
           <w:tcPr>
             <w:tcW w:w="3200" w:type="dxa"/>
@@ -922,12 +893,6 @@
         </w:tc>
       </w:tr>
       <w:tr>
-        <w:tblPrEx>
-          <w:tblCellMar>
-            <w:top w:w="0" w:type="dxa"/>
-            <w:bottom w:w="0" w:type="dxa"/>
-          </w:tblCellMar>
-        </w:tblPrEx>
         <w:tc>
           <w:tcPr>
             <w:tcW w:w="3200" w:type="dxa"/>
@@ -974,12 +939,6 @@
         </w:tc>
       </w:tr>
       <w:tr>
-        <w:tblPrEx>
-          <w:tblCellMar>
-            <w:top w:w="0" w:type="dxa"/>
-            <w:bottom w:w="0" w:type="dxa"/>
-          </w:tblCellMar>
-        </w:tblPrEx>
         <w:tc>
           <w:tcPr>
             <w:tcW w:w="3200" w:type="dxa"/>
@@ -1026,12 +985,6 @@
         </w:tc>
       </w:tr>
       <w:tr>
-        <w:tblPrEx>
-          <w:tblCellMar>
-            <w:top w:w="0" w:type="dxa"/>
-            <w:bottom w:w="0" w:type="dxa"/>
-          </w:tblCellMar>
-        </w:tblPrEx>
         <w:tc>
           <w:tcPr>
             <w:tcW w:w="3200" w:type="dxa"/>
@@ -1078,12 +1031,6 @@
         </w:tc>
       </w:tr>
       <w:tr>
-        <w:tblPrEx>
-          <w:tblCellMar>
-            <w:top w:w="0" w:type="dxa"/>
-            <w:bottom w:w="0" w:type="dxa"/>
-          </w:tblCellMar>
-        </w:tblPrEx>
         <w:tc>
           <w:tcPr>
             <w:tcW w:w="3200" w:type="dxa"/>
@@ -1130,12 +1077,6 @@
         </w:tc>
       </w:tr>
       <w:tr>
-        <w:tblPrEx>
-          <w:tblCellMar>
-            <w:top w:w="0" w:type="dxa"/>
-            <w:bottom w:w="0" w:type="dxa"/>
-          </w:tblCellMar>
-        </w:tblPrEx>
         <w:tc>
           <w:tcPr>
             <w:tcW w:w="3200" w:type="dxa"/>
@@ -1182,12 +1123,6 @@
         </w:tc>
       </w:tr>
       <w:tr>
-        <w:tblPrEx>
-          <w:tblCellMar>
-            <w:top w:w="0" w:type="dxa"/>
-            <w:bottom w:w="0" w:type="dxa"/>
-          </w:tblCellMar>
-        </w:tblPrEx>
         <w:tc>
           <w:tcPr>
             <w:tcW w:w="3200" w:type="dxa"/>
@@ -1265,12 +1200,6 @@
         <w:gridCol w:w="3672"/>
       </w:tblGrid>
       <w:tr>
-        <w:tblPrEx>
-          <w:tblCellMar>
-            <w:top w:w="0" w:type="dxa"/>
-            <w:bottom w:w="0" w:type="dxa"/>
-          </w:tblCellMar>
-        </w:tblPrEx>
         <w:tc>
           <w:tcPr>
             <w:tcW w:w="2400" w:type="dxa"/>
@@ -1351,12 +1280,6 @@
         </w:tc>
       </w:tr>
       <w:tr>
-        <w:tblPrEx>
-          <w:tblCellMar>
-            <w:top w:w="0" w:type="dxa"/>
-            <w:bottom w:w="0" w:type="dxa"/>
-          </w:tblCellMar>
-        </w:tblPrEx>
         <w:tc>
           <w:tcPr>
             <w:tcW w:w="2400" w:type="dxa"/>
@@ -1425,12 +1348,6 @@
         </w:tc>
       </w:tr>
       <w:tr>
-        <w:tblPrEx>
-          <w:tblCellMar>
-            <w:top w:w="0" w:type="dxa"/>
-            <w:bottom w:w="0" w:type="dxa"/>
-          </w:tblCellMar>
-        </w:tblPrEx>
         <w:tc>
           <w:tcPr>
             <w:tcW w:w="2400" w:type="dxa"/>
@@ -1499,12 +1416,6 @@
         </w:tc>
       </w:tr>
       <w:tr>
-        <w:tblPrEx>
-          <w:tblCellMar>
-            <w:top w:w="0" w:type="dxa"/>
-            <w:bottom w:w="0" w:type="dxa"/>
-          </w:tblCellMar>
-        </w:tblPrEx>
         <w:tc>
           <w:tcPr>
             <w:tcW w:w="2400" w:type="dxa"/>
@@ -1573,12 +1484,6 @@
         </w:tc>
       </w:tr>
       <w:tr>
-        <w:tblPrEx>
-          <w:tblCellMar>
-            <w:top w:w="0" w:type="dxa"/>
-            <w:bottom w:w="0" w:type="dxa"/>
-          </w:tblCellMar>
-        </w:tblPrEx>
         <w:tc>
           <w:tcPr>
             <w:tcW w:w="2400" w:type="dxa"/>
@@ -1647,12 +1552,6 @@
         </w:tc>
       </w:tr>
       <w:tr>
-        <w:tblPrEx>
-          <w:tblCellMar>
-            <w:top w:w="0" w:type="dxa"/>
-            <w:bottom w:w="0" w:type="dxa"/>
-          </w:tblCellMar>
-        </w:tblPrEx>
         <w:tc>
           <w:tcPr>
             <w:tcW w:w="2400" w:type="dxa"/>
@@ -1721,12 +1620,6 @@
         </w:tc>
       </w:tr>
       <w:tr>
-        <w:tblPrEx>
-          <w:tblCellMar>
-            <w:top w:w="0" w:type="dxa"/>
-            <w:bottom w:w="0" w:type="dxa"/>
-          </w:tblCellMar>
-        </w:tblPrEx>
         <w:tc>
           <w:tcPr>
             <w:tcW w:w="2400" w:type="dxa"/>
@@ -1795,12 +1688,6 @@
         </w:tc>
       </w:tr>
       <w:tr>
-        <w:tblPrEx>
-          <w:tblCellMar>
-            <w:top w:w="0" w:type="dxa"/>
-            <w:bottom w:w="0" w:type="dxa"/>
-          </w:tblCellMar>
-        </w:tblPrEx>
         <w:tc>
           <w:tcPr>
             <w:tcW w:w="2400" w:type="dxa"/>
@@ -1918,12 +1805,6 @@
         <w:gridCol w:w="5399"/>
       </w:tblGrid>
       <w:tr>
-        <w:tblPrEx>
-          <w:tblCellMar>
-            <w:top w:w="0" w:type="dxa"/>
-            <w:bottom w:w="0" w:type="dxa"/>
-          </w:tblCellMar>
-        </w:tblPrEx>
         <w:tc>
           <w:tcPr>
             <w:tcW w:w="3600" w:type="dxa"/>
@@ -1978,12 +1859,6 @@
         </w:tc>
       </w:tr>
       <w:tr>
-        <w:tblPrEx>
-          <w:tblCellMar>
-            <w:top w:w="0" w:type="dxa"/>
-            <w:bottom w:w="0" w:type="dxa"/>
-          </w:tblCellMar>
-        </w:tblPrEx>
         <w:tc>
           <w:tcPr>
             <w:tcW w:w="3600" w:type="dxa"/>
@@ -2035,12 +1910,6 @@
         </w:tc>
       </w:tr>
       <w:tr>
-        <w:tblPrEx>
-          <w:tblCellMar>
-            <w:top w:w="0" w:type="dxa"/>
-            <w:bottom w:w="0" w:type="dxa"/>
-          </w:tblCellMar>
-        </w:tblPrEx>
         <w:tc>
           <w:tcPr>
             <w:tcW w:w="3600" w:type="dxa"/>
@@ -2092,12 +1961,6 @@
         </w:tc>
       </w:tr>
       <w:tr>
-        <w:tblPrEx>
-          <w:tblCellMar>
-            <w:top w:w="0" w:type="dxa"/>
-            <w:bottom w:w="0" w:type="dxa"/>
-          </w:tblCellMar>
-        </w:tblPrEx>
         <w:tc>
           <w:tcPr>
             <w:tcW w:w="3600" w:type="dxa"/>
@@ -2149,12 +2012,6 @@
         </w:tc>
       </w:tr>
       <w:tr>
-        <w:tblPrEx>
-          <w:tblCellMar>
-            <w:top w:w="0" w:type="dxa"/>
-            <w:bottom w:w="0" w:type="dxa"/>
-          </w:tblCellMar>
-        </w:tblPrEx>
         <w:tc>
           <w:tcPr>
             <w:tcW w:w="3600" w:type="dxa"/>
@@ -2206,12 +2063,6 @@
         </w:tc>
       </w:tr>
       <w:tr>
-        <w:tblPrEx>
-          <w:tblCellMar>
-            <w:top w:w="0" w:type="dxa"/>
-            <w:bottom w:w="0" w:type="dxa"/>
-          </w:tblCellMar>
-        </w:tblPrEx>
         <w:tc>
           <w:tcPr>
             <w:tcW w:w="3600" w:type="dxa"/>
@@ -2263,12 +2114,6 @@
         </w:tc>
       </w:tr>
       <w:tr>
-        <w:tblPrEx>
-          <w:tblCellMar>
-            <w:top w:w="0" w:type="dxa"/>
-            <w:bottom w:w="0" w:type="dxa"/>
-          </w:tblCellMar>
-        </w:tblPrEx>
         <w:tc>
           <w:tcPr>
             <w:tcW w:w="3600" w:type="dxa"/>
@@ -2320,12 +2165,6 @@
         </w:tc>
       </w:tr>
       <w:tr>
-        <w:tblPrEx>
-          <w:tblCellMar>
-            <w:top w:w="0" w:type="dxa"/>
-            <w:bottom w:w="0" w:type="dxa"/>
-          </w:tblCellMar>
-        </w:tblPrEx>
         <w:tc>
           <w:tcPr>
             <w:tcW w:w="3600" w:type="dxa"/>
@@ -2377,12 +2216,6 @@
         </w:tc>
       </w:tr>
       <w:tr>
-        <w:tblPrEx>
-          <w:tblCellMar>
-            <w:top w:w="0" w:type="dxa"/>
-            <w:bottom w:w="0" w:type="dxa"/>
-          </w:tblCellMar>
-        </w:tblPrEx>
         <w:tc>
           <w:tcPr>
             <w:tcW w:w="3600" w:type="dxa"/>
@@ -2434,12 +2267,6 @@
         </w:tc>
       </w:tr>
       <w:tr>
-        <w:tblPrEx>
-          <w:tblCellMar>
-            <w:top w:w="0" w:type="dxa"/>
-            <w:bottom w:w="0" w:type="dxa"/>
-          </w:tblCellMar>
-        </w:tblPrEx>
         <w:tc>
           <w:tcPr>
             <w:tcW w:w="3600" w:type="dxa"/>
@@ -2491,12 +2318,6 @@
         </w:tc>
       </w:tr>
       <w:tr>
-        <w:tblPrEx>
-          <w:tblCellMar>
-            <w:top w:w="0" w:type="dxa"/>
-            <w:bottom w:w="0" w:type="dxa"/>
-          </w:tblCellMar>
-        </w:tblPrEx>
         <w:tc>
           <w:tcPr>
             <w:tcW w:w="3600" w:type="dxa"/>
@@ -2548,12 +2369,6 @@
         </w:tc>
       </w:tr>
       <w:tr>
-        <w:tblPrEx>
-          <w:tblCellMar>
-            <w:top w:w="0" w:type="dxa"/>
-            <w:bottom w:w="0" w:type="dxa"/>
-          </w:tblCellMar>
-        </w:tblPrEx>
         <w:tc>
           <w:tcPr>
             <w:tcW w:w="3600" w:type="dxa"/>
@@ -2605,12 +2420,6 @@
         </w:tc>
       </w:tr>
       <w:tr>
-        <w:tblPrEx>
-          <w:tblCellMar>
-            <w:top w:w="0" w:type="dxa"/>
-            <w:bottom w:w="0" w:type="dxa"/>
-          </w:tblCellMar>
-        </w:tblPrEx>
         <w:tc>
           <w:tcPr>
             <w:tcW w:w="3600" w:type="dxa"/>
@@ -2662,12 +2471,6 @@
         </w:tc>
       </w:tr>
       <w:tr>
-        <w:tblPrEx>
-          <w:tblCellMar>
-            <w:top w:w="0" w:type="dxa"/>
-            <w:bottom w:w="0" w:type="dxa"/>
-          </w:tblCellMar>
-        </w:tblPrEx>
         <w:tc>
           <w:tcPr>
             <w:tcW w:w="3600" w:type="dxa"/>
@@ -2719,12 +2522,6 @@
         </w:tc>
       </w:tr>
       <w:tr>
-        <w:tblPrEx>
-          <w:tblCellMar>
-            <w:top w:w="0" w:type="dxa"/>
-            <w:bottom w:w="0" w:type="dxa"/>
-          </w:tblCellMar>
-        </w:tblPrEx>
         <w:tc>
           <w:tcPr>
             <w:tcW w:w="3600" w:type="dxa"/>
@@ -2776,12 +2573,6 @@
         </w:tc>
       </w:tr>
       <w:tr>
-        <w:tblPrEx>
-          <w:tblCellMar>
-            <w:top w:w="0" w:type="dxa"/>
-            <w:bottom w:w="0" w:type="dxa"/>
-          </w:tblCellMar>
-        </w:tblPrEx>
         <w:tc>
           <w:tcPr>
             <w:tcW w:w="3600" w:type="dxa"/>
